--- a/ALKAMO_Guide_Livret.docx
+++ b/ALKAMO_Guide_Livret.docx
@@ -2323,7 +2323,7 @@
           <w:sz w:val="24"/>
           <w:szCs w:val="24"/>
         </w:rPr>
-        <w:t xml:space="preserve">Un seul Super Mot est autorisé par joueur et par partie. Le joueur annonce « Super Mot » et pose ses lettres sans tirer de thème.</w:t>
+        <w:t xml:space="preserve">Le joueur annonce « Super Mot » et pose ses lettres sans tirer de thème. Ce bonus peut être obtenu plusieurs fois par un même joueur au cours de la partie.</w:t>
       </w:r>
     </w:p>
     <w:tbl>
